--- a/2.docx
+++ b/2.docx
@@ -21,7 +21,7 @@
       <w:pPr>
         <w:rPr>
           <w:rFonts w:hint="default"/>
-          <w:lang w:val="ru-RU"/>
+          <w:lang w:val="en-US"/>
         </w:rPr>
       </w:pPr>
       <w:r>
@@ -29,17 +29,17 @@
           <w:rFonts w:hint="default"/>
           <w:lang w:val="ru-RU"/>
         </w:rPr>
-        <w:t>Изменил</w:t>
+        <w:t>Изменил ловаолварвлаова</w:t>
+      </w:r>
+      <w:r>
+        <w:rPr>
+          <w:rFonts w:hint="default"/>
+          <w:lang w:val="en-US"/>
+        </w:rPr>
+        <w:t xml:space="preserve"> vdfd</w:t>
       </w:r>
       <w:bookmarkStart w:id="0" w:name="_GoBack"/>
       <w:bookmarkEnd w:id="0"/>
-      <w:r>
-        <w:rPr>
-          <w:rFonts w:hint="default"/>
-          <w:lang w:val="ru-RU"/>
-        </w:rPr>
-        <w:t xml:space="preserve"> ловаолварвлаова</w:t>
-      </w:r>
     </w:p>
     <w:sectPr>
       <w:pgSz w:w="11906" w:h="16838"/>
